--- a/cv/Basant_Kumar_CV.docx
+++ b/cv/Basant_Kumar_CV.docx
@@ -48,7 +48,7 @@
         </w:rPr>
         <w:t xml:space="preserve">Celbridge, Co. Kildare, Ireland  ·  </w:t>
       </w:r>
-      <w:hyperlink w:history="1" r:id="rId5-dk4zhckvzebtq2no9cw">
+      <w:hyperlink w:history="1" r:id="rIdcw5w3pii1smqh5e3jiu7b">
         <w:r>
           <w:rPr>
             <w:rFonts w:ascii="Arial" w:cs="Arial" w:eastAsia="Arial" w:hAnsi="Arial"/>
@@ -65,7 +65,7 @@
         <w:spacing w:after="40"/>
         <w:jc w:val="center"/>
       </w:pPr>
-      <w:hyperlink w:history="1" r:id="rIdmkxfqzw-vlpu6zeme86j_">
+      <w:hyperlink w:history="1" r:id="rId5efcjupkejwtqbx1jrmfj">
         <w:r>
           <w:rPr>
             <w:rFonts w:ascii="Arial" w:cs="Arial" w:eastAsia="Arial" w:hAnsi="Arial"/>
@@ -84,7 +84,7 @@
         </w:rPr>
         <w:t xml:space="preserve">  ·  </w:t>
       </w:r>
-      <w:hyperlink w:history="1" r:id="rIdfge7juw2b3h1whyqkaisp">
+      <w:hyperlink w:history="1" r:id="rIdyfwfdo4dlajygpl8p-bik">
         <w:r>
           <w:rPr>
             <w:rFonts w:ascii="Arial" w:cs="Arial" w:eastAsia="Arial" w:hAnsi="Arial"/>
@@ -221,7 +221,7 @@
           <w:sz w:val="22"/>
           <w:szCs w:val="22"/>
         </w:rPr>
-        <w:t xml:space="preserve">	2016 – 2020</w:t>
+        <w:t xml:space="preserve">	Aug 2016 – Apr 2020</w:t>
       </w:r>
     </w:p>
     <w:p>
@@ -966,6 +966,133 @@
           <w:szCs w:val="22"/>
         </w:rPr>
         <w:t xml:space="preserve">Prophet performed better on strongly seasonal series with holiday effects; ARIMA on stationary, trend-driven series.</w:t>
+      </w:r>
+    </w:p>
+    <w:p>
+      <w:pPr>
+        <w:keepNext/>
+        <w:tabs>
+          <w:tab w:val="right" w:pos="9890"/>
+        </w:tabs>
+        <w:spacing w:before="120" w:after="0"/>
+      </w:pPr>
+      <w:r>
+        <w:rPr>
+          <w:rFonts w:ascii="Arial" w:cs="Arial" w:eastAsia="Arial" w:hAnsi="Arial"/>
+          <w:b/>
+          <w:bCs/>
+          <w:sz w:val="22"/>
+          <w:szCs w:val="22"/>
+        </w:rPr>
+        <w:t xml:space="preserve">Swarm Drone Coordination System</w:t>
+      </w:r>
+      <w:r>
+        <w:rPr>
+          <w:rFonts w:ascii="Arial" w:cs="Arial" w:eastAsia="Arial" w:hAnsi="Arial"/>
+          <w:color w:val="444444"/>
+          <w:sz w:val="22"/>
+          <w:szCs w:val="22"/>
+        </w:rPr>
+        <w:t xml:space="preserve">	2019 – 2020</w:t>
+      </w:r>
+    </w:p>
+    <w:p>
+      <w:pPr>
+        <w:keepNext/>
+        <w:spacing w:after="40"/>
+      </w:pPr>
+      <w:r>
+        <w:rPr>
+          <w:rFonts w:ascii="Arial" w:cs="Arial" w:eastAsia="Arial" w:hAnsi="Arial"/>
+          <w:i/>
+          <w:iCs/>
+          <w:color w:val="444444"/>
+          <w:sz w:val="22"/>
+          <w:szCs w:val="22"/>
+        </w:rPr>
+        <w:t xml:space="preserve">Bachelor's final-year team project · Arduino, GPS, gyroscope, RF modules</w:t>
+      </w:r>
+    </w:p>
+    <w:p>
+      <w:pPr>
+        <w:pStyle w:val="ListParagraph"/>
+        <w:numPr>
+          <w:ilvl w:val="0"/>
+          <w:numId w:val="2"/>
+        </w:numPr>
+        <w:spacing w:after="30"/>
+      </w:pPr>
+      <w:r>
+        <w:rPr>
+          <w:rFonts w:ascii="Arial" w:cs="Arial" w:eastAsia="Arial" w:hAnsi="Arial"/>
+          <w:b/>
+          <w:bCs/>
+          <w:sz w:val="22"/>
+          <w:szCs w:val="22"/>
+        </w:rPr>
+        <w:t xml:space="preserve">Achievement (2018): </w:t>
+      </w:r>
+      <w:r>
+        <w:rPr>
+          <w:rFonts w:ascii="Arial" w:cs="Arial" w:eastAsia="Arial" w:hAnsi="Arial"/>
+          <w:sz w:val="22"/>
+          <w:szCs w:val="22"/>
+        </w:rPr>
+        <w:t xml:space="preserve">Qualified in the DST &amp; Texas Instruments India Innovation Challenge Design Contest 2018, anchored by IIM Bangalore.</w:t>
+      </w:r>
+    </w:p>
+    <w:p>
+      <w:pPr>
+        <w:pStyle w:val="ListParagraph"/>
+        <w:numPr>
+          <w:ilvl w:val="0"/>
+          <w:numId w:val="2"/>
+        </w:numPr>
+        <w:spacing w:after="30"/>
+      </w:pPr>
+      <w:r>
+        <w:rPr>
+          <w:rFonts w:ascii="Arial" w:cs="Arial" w:eastAsia="Arial" w:hAnsi="Arial"/>
+          <w:sz w:val="22"/>
+          <w:szCs w:val="22"/>
+        </w:rPr>
+        <w:t xml:space="preserve">Developed a two-drone coordination prototype for disaster-response applications, exploring coordinated operations for supply delivery and search-and-rescue support.</w:t>
+      </w:r>
+    </w:p>
+    <w:p>
+      <w:pPr>
+        <w:pStyle w:val="ListParagraph"/>
+        <w:numPr>
+          <w:ilvl w:val="0"/>
+          <w:numId w:val="2"/>
+        </w:numPr>
+        <w:spacing w:after="30"/>
+      </w:pPr>
+      <w:r>
+        <w:rPr>
+          <w:rFonts w:ascii="Arial" w:cs="Arial" w:eastAsia="Arial" w:hAnsi="Arial"/>
+          <w:sz w:val="22"/>
+          <w:szCs w:val="22"/>
+        </w:rPr>
+        <w:t xml:space="preserve">Integrated Arduino-based control hardware with GPS, gyroscope and RF modules as part of the engineering system.</w:t>
+      </w:r>
+    </w:p>
+    <w:p>
+      <w:pPr>
+        <w:pStyle w:val="ListParagraph"/>
+        <w:numPr>
+          <w:ilvl w:val="0"/>
+          <w:numId w:val="2"/>
+        </w:numPr>
+        <w:spacing w:after="30"/>
+      </w:pPr>
+      <w:r>
+        <w:rPr>
+          <w:rFonts w:ascii="Arial" w:cs="Arial" w:eastAsia="Arial" w:hAnsi="Arial"/>
+          <w:sz w:val="22"/>
+          <w:szCs w:val="22"/>
+        </w:rPr>
+        <w:t xml:space="preserve">Explored navigation, drone coordination and operational safety considerations for a practical disaster-response application.</w:t>
       </w:r>
     </w:p>
     <w:p>

--- a/cv/Basant_Kumar_CV.docx
+++ b/cv/Basant_Kumar_CV.docx
@@ -48,7 +48,7 @@
         </w:rPr>
         <w:t xml:space="preserve">Celbridge, Co. Kildare, Ireland  ·  </w:t>
       </w:r>
-      <w:hyperlink w:history="1" r:id="rIdcw5w3pii1smqh5e3jiu7b">
+      <w:hyperlink w:history="1" r:id="rIdnygiphwuijr5zjzjexkur">
         <w:r>
           <w:rPr>
             <w:rFonts w:ascii="Arial" w:cs="Arial" w:eastAsia="Arial" w:hAnsi="Arial"/>
@@ -65,7 +65,32 @@
         <w:spacing w:after="40"/>
         <w:jc w:val="center"/>
       </w:pPr>
-      <w:hyperlink w:history="1" r:id="rId5efcjupkejwtqbx1jrmfj">
+      <w:r>
+        <w:rPr>
+          <w:rFonts w:ascii="Arial" w:cs="Arial" w:eastAsia="Arial" w:hAnsi="Arial"/>
+          <w:sz w:val="22"/>
+          <w:szCs w:val="22"/>
+        </w:rPr>
+        <w:t xml:space="preserve">Portfolio: </w:t>
+      </w:r>
+      <w:hyperlink w:history="1" r:id="rIdby89gna06qbydgncbkt-u">
+        <w:r>
+          <w:rPr>
+            <w:rFonts w:ascii="Arial" w:cs="Arial" w:eastAsia="Arial" w:hAnsi="Arial"/>
+            <w:color w:val="1F4E79"/>
+            <w:sz w:val="22"/>
+            <w:szCs w:val="22"/>
+          </w:rPr>
+          <w:t xml:space="preserve">basant-kumar-portfoli.netlify.app</w:t>
+        </w:r>
+      </w:hyperlink>
+    </w:p>
+    <w:p>
+      <w:pPr>
+        <w:spacing w:after="40"/>
+        <w:jc w:val="center"/>
+      </w:pPr>
+      <w:hyperlink w:history="1" r:id="rId9ja45y57xzlj22-ac91pe">
         <w:r>
           <w:rPr>
             <w:rFonts w:ascii="Arial" w:cs="Arial" w:eastAsia="Arial" w:hAnsi="Arial"/>
@@ -84,7 +109,7 @@
         </w:rPr>
         <w:t xml:space="preserve">  ·  </w:t>
       </w:r>
-      <w:hyperlink w:history="1" r:id="rIdyfwfdo4dlajygpl8p-bik">
+      <w:hyperlink w:history="1" r:id="rIdnqc7t2bbpmqtcgxsgwoka">
         <w:r>
           <w:rPr>
             <w:rFonts w:ascii="Arial" w:cs="Arial" w:eastAsia="Arial" w:hAnsi="Arial"/>

--- a/cv/Basant_Kumar_CV.docx
+++ b/cv/Basant_Kumar_CV.docx
@@ -48,7 +48,7 @@
         </w:rPr>
         <w:t xml:space="preserve">Celbridge, Co. Kildare, Ireland  ·  </w:t>
       </w:r>
-      <w:hyperlink w:history="1" r:id="rIdnygiphwuijr5zjzjexkur">
+      <w:hyperlink w:history="1" r:id="rIdqb8bsaeb5bqeovkaijbhx">
         <w:r>
           <w:rPr>
             <w:rFonts w:ascii="Arial" w:cs="Arial" w:eastAsia="Arial" w:hAnsi="Arial"/>
@@ -65,15 +65,7 @@
         <w:spacing w:after="40"/>
         <w:jc w:val="center"/>
       </w:pPr>
-      <w:r>
-        <w:rPr>
-          <w:rFonts w:ascii="Arial" w:cs="Arial" w:eastAsia="Arial" w:hAnsi="Arial"/>
-          <w:sz w:val="22"/>
-          <w:szCs w:val="22"/>
-        </w:rPr>
-        <w:t xml:space="preserve">Portfolio: </w:t>
-      </w:r>
-      <w:hyperlink w:history="1" r:id="rIdby89gna06qbydgncbkt-u">
+      <w:hyperlink w:history="1" r:id="rId9v58dypzhdsjyjigq58wy">
         <w:r>
           <w:rPr>
             <w:rFonts w:ascii="Arial" w:cs="Arial" w:eastAsia="Arial" w:hAnsi="Arial"/>
@@ -81,16 +73,18 @@
             <w:sz w:val="22"/>
             <w:szCs w:val="22"/>
           </w:rPr>
-          <w:t xml:space="preserve">basant-kumar-portfoli.netlify.app</w:t>
+          <w:t xml:space="preserve">Portfolio</w:t>
         </w:r>
       </w:hyperlink>
-    </w:p>
-    <w:p>
-      <w:pPr>
-        <w:spacing w:after="40"/>
-        <w:jc w:val="center"/>
-      </w:pPr>
-      <w:hyperlink w:history="1" r:id="rId9ja45y57xzlj22-ac91pe">
+      <w:r>
+        <w:rPr>
+          <w:rFonts w:ascii="Arial" w:cs="Arial" w:eastAsia="Arial" w:hAnsi="Arial"/>
+          <w:sz w:val="22"/>
+          <w:szCs w:val="22"/>
+        </w:rPr>
+        <w:t xml:space="preserve">  ·  </w:t>
+      </w:r>
+      <w:hyperlink w:history="1" r:id="rIdug4pjg-7iyva-g1vfdrfz">
         <w:r>
           <w:rPr>
             <w:rFonts w:ascii="Arial" w:cs="Arial" w:eastAsia="Arial" w:hAnsi="Arial"/>
@@ -98,7 +92,7 @@
             <w:sz w:val="22"/>
             <w:szCs w:val="22"/>
           </w:rPr>
-          <w:t xml:space="preserve">linkedin.com/in/basantsingh-</w:t>
+          <w:t xml:space="preserve">LinkedIn</w:t>
         </w:r>
       </w:hyperlink>
       <w:r>
@@ -109,7 +103,7 @@
         </w:rPr>
         <w:t xml:space="preserve">  ·  </w:t>
       </w:r>
-      <w:hyperlink w:history="1" r:id="rIdnqc7t2bbpmqtcgxsgwoka">
+      <w:hyperlink w:history="1" r:id="rIdpm3twmpkdikdkvh66ggoi">
         <w:r>
           <w:rPr>
             <w:rFonts w:ascii="Arial" w:cs="Arial" w:eastAsia="Arial" w:hAnsi="Arial"/>
@@ -117,7 +111,7 @@
             <w:sz w:val="22"/>
             <w:szCs w:val="22"/>
           </w:rPr>
-          <w:t xml:space="preserve">github.com/basant-kumarr</w:t>
+          <w:t xml:space="preserve">GitHub</w:t>
         </w:r>
       </w:hyperlink>
     </w:p>

--- a/cv/Basant_Kumar_CV.docx
+++ b/cv/Basant_Kumar_CV.docx
@@ -48,7 +48,7 @@
         </w:rPr>
         <w:t xml:space="preserve">Celbridge, Co. Kildare, Ireland  ·  </w:t>
       </w:r>
-      <w:hyperlink w:history="1" r:id="rIdqb8bsaeb5bqeovkaijbhx">
+      <w:hyperlink w:history="1" r:id="rIddtpy_4wxqribalpg9xc84">
         <w:r>
           <w:rPr>
             <w:rFonts w:ascii="Arial" w:cs="Arial" w:eastAsia="Arial" w:hAnsi="Arial"/>
@@ -65,7 +65,7 @@
         <w:spacing w:after="40"/>
         <w:jc w:val="center"/>
       </w:pPr>
-      <w:hyperlink w:history="1" r:id="rId9v58dypzhdsjyjigq58wy">
+      <w:hyperlink w:history="1" r:id="rIdwb_eyycjsnn4srbexi2-v">
         <w:r>
           <w:rPr>
             <w:rFonts w:ascii="Arial" w:cs="Arial" w:eastAsia="Arial" w:hAnsi="Arial"/>
@@ -84,7 +84,7 @@
         </w:rPr>
         <w:t xml:space="preserve">  ·  </w:t>
       </w:r>
-      <w:hyperlink w:history="1" r:id="rIdug4pjg-7iyva-g1vfdrfz">
+      <w:hyperlink w:history="1" r:id="rIdtnllewd_tfhor9-1uqgqq">
         <w:r>
           <w:rPr>
             <w:rFonts w:ascii="Arial" w:cs="Arial" w:eastAsia="Arial" w:hAnsi="Arial"/>
@@ -103,7 +103,7 @@
         </w:rPr>
         <w:t xml:space="preserve">  ·  </w:t>
       </w:r>
-      <w:hyperlink w:history="1" r:id="rIdpm3twmpkdikdkvh66ggoi">
+      <w:hyperlink w:history="1" r:id="rIdtlz2bhhkldspnwrmtglux">
         <w:r>
           <w:rPr>
             <w:rFonts w:ascii="Arial" w:cs="Arial" w:eastAsia="Arial" w:hAnsi="Arial"/>
@@ -1178,7 +1178,7 @@
           <w:sz w:val="22"/>
           <w:szCs w:val="22"/>
         </w:rPr>
-        <w:t xml:space="preserve">SQL, Python, R, Excel, Power Query, Power BI, Tableau, MySQL</w:t>
+        <w:t xml:space="preserve">Python (analysis, feature engineering, ML), SQL (querying, data extraction), R (statistics, visualisation, forecasting), Tableau (dashboards, reporting), Power BI, Excel, Power Query, MySQL</w:t>
       </w:r>
     </w:p>
     <w:p>
@@ -1286,16 +1286,16 @@
           <w:sz w:val="22"/>
           <w:szCs w:val="22"/>
         </w:rPr>
-        <w:t xml:space="preserve">Machine Learning Professional</w:t>
-      </w:r>
-      <w:r>
-        <w:rPr>
-          <w:rFonts w:ascii="Arial" w:cs="Arial" w:eastAsia="Arial" w:hAnsi="Arial"/>
-          <w:color w:val="444444"/>
-          <w:sz w:val="22"/>
-          <w:szCs w:val="22"/>
-        </w:rPr>
-        <w:t xml:space="preserve">	Altair / RapidMiner, 2025</w:t>
+        <w:t xml:space="preserve">Google Data Analytics Professional Certificate</w:t>
+      </w:r>
+      <w:r>
+        <w:rPr>
+          <w:rFonts w:ascii="Arial" w:cs="Arial" w:eastAsia="Arial" w:hAnsi="Arial"/>
+          <w:color w:val="444444"/>
+          <w:sz w:val="22"/>
+          <w:szCs w:val="22"/>
+        </w:rPr>
+        <w:t xml:space="preserve">	Google, 2024</w:t>
       </w:r>
     </w:p>
     <w:p>
@@ -1313,16 +1313,16 @@
           <w:sz w:val="22"/>
           <w:szCs w:val="22"/>
         </w:rPr>
-        <w:t xml:space="preserve">Google Data Analytics Professional Certificate</w:t>
-      </w:r>
-      <w:r>
-        <w:rPr>
-          <w:rFonts w:ascii="Arial" w:cs="Arial" w:eastAsia="Arial" w:hAnsi="Arial"/>
-          <w:color w:val="444444"/>
-          <w:sz w:val="22"/>
-          <w:szCs w:val="22"/>
-        </w:rPr>
-        <w:t xml:space="preserve">	Google, 2024</w:t>
+        <w:t xml:space="preserve">Google Project Management Professional Certificate (six courses)</w:t>
+      </w:r>
+      <w:r>
+        <w:rPr>
+          <w:rFonts w:ascii="Arial" w:cs="Arial" w:eastAsia="Arial" w:hAnsi="Arial"/>
+          <w:color w:val="444444"/>
+          <w:sz w:val="22"/>
+          <w:szCs w:val="22"/>
+        </w:rPr>
+        <w:t xml:space="preserve">	Google, 2022</w:t>
       </w:r>
     </w:p>
     <w:p>
@@ -1340,43 +1340,39 @@
           <w:sz w:val="22"/>
           <w:szCs w:val="22"/>
         </w:rPr>
-        <w:t xml:space="preserve">AI For Everyone</w:t>
-      </w:r>
-      <w:r>
-        <w:rPr>
-          <w:rFonts w:ascii="Arial" w:cs="Arial" w:eastAsia="Arial" w:hAnsi="Arial"/>
-          <w:color w:val="444444"/>
-          <w:sz w:val="22"/>
-          <w:szCs w:val="22"/>
-        </w:rPr>
-        <w:t xml:space="preserve">	2025</w:t>
-      </w:r>
-    </w:p>
-    <w:p>
-      <w:pPr>
-        <w:tabs>
-          <w:tab w:val="right" w:pos="9890"/>
-        </w:tabs>
-        <w:spacing w:after="30"/>
-      </w:pPr>
-      <w:r>
-        <w:rPr>
-          <w:rFonts w:ascii="Arial" w:cs="Arial" w:eastAsia="Arial" w:hAnsi="Arial"/>
-          <w:b/>
-          <w:bCs/>
-          <w:sz w:val="22"/>
-          <w:szCs w:val="22"/>
-        </w:rPr>
-        <w:t xml:space="preserve">Google Project Management Certificate</w:t>
-      </w:r>
-      <w:r>
-        <w:rPr>
-          <w:rFonts w:ascii="Arial" w:cs="Arial" w:eastAsia="Arial" w:hAnsi="Arial"/>
-          <w:color w:val="444444"/>
-          <w:sz w:val="22"/>
-          <w:szCs w:val="22"/>
-        </w:rPr>
-        <w:t xml:space="preserve">	Google</w:t>
+        <w:t xml:space="preserve">Machine Learning Professional</w:t>
+      </w:r>
+      <w:r>
+        <w:rPr>
+          <w:rFonts w:ascii="Arial" w:cs="Arial" w:eastAsia="Arial" w:hAnsi="Arial"/>
+          <w:color w:val="444444"/>
+          <w:sz w:val="22"/>
+          <w:szCs w:val="22"/>
+        </w:rPr>
+        <w:t xml:space="preserve">	Altair / RapidMiner, 2025</w:t>
+      </w:r>
+    </w:p>
+    <w:p>
+      <w:pPr>
+        <w:spacing w:after="40"/>
+      </w:pPr>
+      <w:r>
+        <w:rPr>
+          <w:rFonts w:ascii="Arial" w:cs="Arial" w:eastAsia="Arial" w:hAnsi="Arial"/>
+          <w:b/>
+          <w:bCs/>
+          <w:sz w:val="22"/>
+          <w:szCs w:val="22"/>
+        </w:rPr>
+        <w:t xml:space="preserve">Courses: </w:t>
+      </w:r>
+      <w:r>
+        <w:rPr>
+          <w:rFonts w:ascii="Arial" w:cs="Arial" w:eastAsia="Arial" w:hAnsi="Arial"/>
+          <w:sz w:val="22"/>
+          <w:szCs w:val="22"/>
+        </w:rPr>
+        <w:t xml:space="preserve">AI For Everyone, DeepLearning.AI (2023) · Programming for Everybody, University of Michigan (2019) · Six Sigma Principles, University System of Georgia (2023) · Supply Chain Management Strategy, Rutgers (2022) · Power BI, be10x one-day workshop (2023)</w:t>
       </w:r>
     </w:p>
     <w:p>

--- a/cv/Basant_Kumar_CV.docx
+++ b/cv/Basant_Kumar_CV.docx
@@ -48,7 +48,7 @@
         </w:rPr>
         <w:t xml:space="preserve">Celbridge, Co. Kildare, Ireland  ·  </w:t>
       </w:r>
-      <w:hyperlink w:history="1" r:id="rIddtpy_4wxqribalpg9xc84">
+      <w:hyperlink w:history="1" r:id="rId7p6bfi61-vahj9q8fzbys">
         <w:r>
           <w:rPr>
             <w:rFonts w:ascii="Arial" w:cs="Arial" w:eastAsia="Arial" w:hAnsi="Arial"/>
@@ -65,7 +65,7 @@
         <w:spacing w:after="40"/>
         <w:jc w:val="center"/>
       </w:pPr>
-      <w:hyperlink w:history="1" r:id="rIdwb_eyycjsnn4srbexi2-v">
+      <w:hyperlink w:history="1" r:id="rIdnwzcb1rlez4aj5j1bueh2">
         <w:r>
           <w:rPr>
             <w:rFonts w:ascii="Arial" w:cs="Arial" w:eastAsia="Arial" w:hAnsi="Arial"/>
@@ -84,7 +84,7 @@
         </w:rPr>
         <w:t xml:space="preserve">  ·  </w:t>
       </w:r>
-      <w:hyperlink w:history="1" r:id="rIdtnllewd_tfhor9-1uqgqq">
+      <w:hyperlink w:history="1" r:id="rIdsgj7kav3hehtonclr6ngd">
         <w:r>
           <w:rPr>
             <w:rFonts w:ascii="Arial" w:cs="Arial" w:eastAsia="Arial" w:hAnsi="Arial"/>
@@ -103,7 +103,7 @@
         </w:rPr>
         <w:t xml:space="preserve">  ·  </w:t>
       </w:r>
-      <w:hyperlink w:history="1" r:id="rIdtlz2bhhkldspnwrmtglux">
+      <w:hyperlink w:history="1" r:id="rId-6poivc-z8hyh28lprolw">
         <w:r>
           <w:rPr>
             <w:rFonts w:ascii="Arial" w:cs="Arial" w:eastAsia="Arial" w:hAnsi="Arial"/>
@@ -146,7 +146,7 @@
           <w:sz w:val="22"/>
           <w:szCs w:val="22"/>
         </w:rPr>
-        <w:t xml:space="preserve">Business analytics graduate with an electronics engineering background, working across business problems, data and AI. I completed the MSc in Business Analytics at Maynooth University in 2026 (award pending), after R&amp;D work in IoT and analytics and research reporting at Maynooth. I like framing the problem with stakeholders first, getting the data into a state worth trusting, modelling it, and turning the result into something people can use. Seeking Business Analyst, Data Analyst, BI Analyst and AI/Product Analyst roles in Ireland.</w:t>
+        <w:t xml:space="preserve">Business analytics graduate with an electronics engineering background, working across business problems, data and AI. I hold an MSc in Business Analytics from Maynooth University, awarded in 2026, after R&amp;D work in IoT and analytics and research reporting at Maynooth. I like framing the problem with stakeholders first, getting the data into a state worth trusting, modelling it, and turning the result into something people can use. Seeking Business Analyst, Data Analyst, BI Analyst and AI/Product Analyst roles in Ireland.</w:t>
       </w:r>
     </w:p>
     <w:p>
@@ -212,7 +212,7 @@
           <w:sz w:val="22"/>
           <w:szCs w:val="22"/>
         </w:rPr>
-        <w:t xml:space="preserve">Programme completed 2026; award pending</w:t>
+        <w:t xml:space="preserve">Awarded October 2026 · Second Class Honours, Grade I</w:t>
       </w:r>
     </w:p>
     <w:p>
@@ -1286,33 +1286,6 @@
           <w:sz w:val="22"/>
           <w:szCs w:val="22"/>
         </w:rPr>
-        <w:t xml:space="preserve">Google Data Analytics Professional Certificate</w:t>
-      </w:r>
-      <w:r>
-        <w:rPr>
-          <w:rFonts w:ascii="Arial" w:cs="Arial" w:eastAsia="Arial" w:hAnsi="Arial"/>
-          <w:color w:val="444444"/>
-          <w:sz w:val="22"/>
-          <w:szCs w:val="22"/>
-        </w:rPr>
-        <w:t xml:space="preserve">	Google, 2024</w:t>
-      </w:r>
-    </w:p>
-    <w:p>
-      <w:pPr>
-        <w:tabs>
-          <w:tab w:val="right" w:pos="9890"/>
-        </w:tabs>
-        <w:spacing w:after="30"/>
-      </w:pPr>
-      <w:r>
-        <w:rPr>
-          <w:rFonts w:ascii="Arial" w:cs="Arial" w:eastAsia="Arial" w:hAnsi="Arial"/>
-          <w:b/>
-          <w:bCs/>
-          <w:sz w:val="22"/>
-          <w:szCs w:val="22"/>
-        </w:rPr>
         <w:t xml:space="preserve">Google Project Management Professional Certificate (six courses)</w:t>
       </w:r>
       <w:r>
@@ -1323,33 +1296,6 @@
           <w:szCs w:val="22"/>
         </w:rPr>
         <w:t xml:space="preserve">	Google, 2022</w:t>
-      </w:r>
-    </w:p>
-    <w:p>
-      <w:pPr>
-        <w:tabs>
-          <w:tab w:val="right" w:pos="9890"/>
-        </w:tabs>
-        <w:spacing w:after="30"/>
-      </w:pPr>
-      <w:r>
-        <w:rPr>
-          <w:rFonts w:ascii="Arial" w:cs="Arial" w:eastAsia="Arial" w:hAnsi="Arial"/>
-          <w:b/>
-          <w:bCs/>
-          <w:sz w:val="22"/>
-          <w:szCs w:val="22"/>
-        </w:rPr>
-        <w:t xml:space="preserve">Machine Learning Professional</w:t>
-      </w:r>
-      <w:r>
-        <w:rPr>
-          <w:rFonts w:ascii="Arial" w:cs="Arial" w:eastAsia="Arial" w:hAnsi="Arial"/>
-          <w:color w:val="444444"/>
-          <w:sz w:val="22"/>
-          <w:szCs w:val="22"/>
-        </w:rPr>
-        <w:t xml:space="preserve">	Altair / RapidMiner, 2025</w:t>
       </w:r>
     </w:p>
     <w:p>

--- a/cv/Basant_Kumar_CV.docx
+++ b/cv/Basant_Kumar_CV.docx
@@ -48,7 +48,7 @@
         </w:rPr>
         <w:t xml:space="preserve">Celbridge, Co. Kildare, Ireland  ·  </w:t>
       </w:r>
-      <w:hyperlink w:history="1" r:id="rId7p6bfi61-vahj9q8fzbys">
+      <w:hyperlink w:history="1" r:id="rIdc8-0zfdknfa4yhcavyh5g">
         <w:r>
           <w:rPr>
             <w:rFonts w:ascii="Arial" w:cs="Arial" w:eastAsia="Arial" w:hAnsi="Arial"/>
@@ -65,7 +65,7 @@
         <w:spacing w:after="40"/>
         <w:jc w:val="center"/>
       </w:pPr>
-      <w:hyperlink w:history="1" r:id="rIdnwzcb1rlez4aj5j1bueh2">
+      <w:hyperlink w:history="1" r:id="rIdlin596kux69dxgee3bq2c">
         <w:r>
           <w:rPr>
             <w:rFonts w:ascii="Arial" w:cs="Arial" w:eastAsia="Arial" w:hAnsi="Arial"/>
@@ -84,7 +84,7 @@
         </w:rPr>
         <w:t xml:space="preserve">  ·  </w:t>
       </w:r>
-      <w:hyperlink w:history="1" r:id="rIdsgj7kav3hehtonclr6ngd">
+      <w:hyperlink w:history="1" r:id="rIdar3wb-3a7wukxu-hqgidg">
         <w:r>
           <w:rPr>
             <w:rFonts w:ascii="Arial" w:cs="Arial" w:eastAsia="Arial" w:hAnsi="Arial"/>
@@ -103,7 +103,7 @@
         </w:rPr>
         <w:t xml:space="preserve">  ·  </w:t>
       </w:r>
-      <w:hyperlink w:history="1" r:id="rId-6poivc-z8hyh28lprolw">
+      <w:hyperlink w:history="1" r:id="rIdoz3iffzw-d7kvyhtkyceh">
         <w:r>
           <w:rPr>
             <w:rFonts w:ascii="Arial" w:cs="Arial" w:eastAsia="Arial" w:hAnsi="Arial"/>
